--- a/az/wisdom-stories/Etibar Siracsoy/life-flows-silently.docx
+++ b/az/wisdom-stories/Etibar Siracsoy/life-flows-silently.docx
@@ -22,7 +22,7 @@
     </w:p>
     <w:p>
       <w:r>
-        <w:t>Zaman heç kim üçün dayanmır. Nə var-dövlətə, nə şöhrətə, nə də insanın istəyinə boyun əyir. O, hamıya eyni ölçüdə verilən, lakin hər kəs tərəfindən fərqli qiymətləndirilən ən böyük sərvətdir. İnsanın ömrü əslində illərlə deyil, yaşadığı mənalı anlarla ölçülür.</w:t>
+        <w:t>Zaman heç kim üçün dayanmır. Nə var-dövlətə, nə şöhrətə, nə də insanın istəyinə boyun əyir. O, hamıya eyni ölçüdə verilən, lakin hər kəs tərəfindən fərqli qiymətləndirilən ən böyük sərvətdir. İnsanın ömrü, əslində, illərlə deyil, yaşadığı mənalı anlarla ölçülür.</w:t>
       </w:r>
     </w:p>
     <w:p>
